--- a/Publisher_Ready_Curriculum/01_Physics_East_Meadow_Refactor/02_Forces/02_Newtons_Second_Law_and_Net_Force/Teacher_Guide.docx
+++ b/Publisher_Ready_Curriculum/01_Physics_East_Meadow_Refactor/02_Forces/02_Newtons_Second_Law_and_Net_Force/Teacher_Guide.docx
@@ -2,7 +2,7 @@
 <file path=word/document.xml><?xml version="1.0" encoding="utf-8"?>
 <w:document xmlns:w="http://schemas.openxmlformats.org/wordprocessingml/2006/main" xmlns:m="http://schemas.openxmlformats.org/officeDocument/2006/math" xmlns:r="http://schemas.openxmlformats.org/officeDocument/2006/relationships" xmlns:o="urn:schemas-microsoft-com:office:office" xmlns:v="urn:schemas-microsoft-com:vml" xmlns:w10="urn:schemas-microsoft-com:office:word" xmlns:a="http://schemas.openxmlformats.org/drawingml/2006/main" xmlns:pic="http://schemas.openxmlformats.org/drawingml/2006/picture" xmlns:wp="http://schemas.openxmlformats.org/drawingml/2006/wordprocessingDrawing">
   <w:body>
-    <w:bookmarkStart w:id="42" w:name="Xbdc0a1dfb8d9d01e14d64255e971c0dc046e6ef"/>
+    <w:bookmarkStart w:id="48" w:name="Xbdc0a1dfb8d9d01e14d64255e971c0dc046e6ef"/>
     <w:p>
       <w:pPr>
         <w:pStyle w:val="Heading1"/>
@@ -1128,7 +1128,7 @@
     </w:p>
     <w:bookmarkEnd w:id="21"/>
     <w:bookmarkEnd w:id="22"/>
-    <w:bookmarkStart w:id="26" w:name="phase-2-explore-10-30-min"/>
+    <w:bookmarkStart w:id="32" w:name="phase-2-explore-10-30-min"/>
     <w:p>
       <w:pPr>
         <w:pStyle w:val="Heading2"/>
@@ -1185,7 +1185,7 @@
       </w:r>
     </w:p>
     <w:bookmarkEnd w:id="23"/>
-    <w:bookmarkStart w:id="24" w:name="X6f16877ae9aea24c97ff95469e5f7cd3e3e5509"/>
+    <w:bookmarkStart w:id="30" w:name="X6f16877ae9aea24c97ff95469e5f7cd3e3e5509"/>
     <w:p>
       <w:pPr>
         <w:pStyle w:val="Heading3"/>
@@ -1295,8 +1295,163 @@
         <w:t xml:space="preserve">“Can you write that as a fraction? Acceleration equals what, over what?”</w:t>
       </w:r>
     </w:p>
-    <w:bookmarkEnd w:id="24"/>
-    <w:bookmarkStart w:id="25" w:name="teacher-facilitation-during-explore"/>
+    <w:p>
+      <w:pPr>
+        <w:pStyle w:val="FirstParagraph"/>
+      </w:pPr>
+      <w:r>
+        <w:t xml:space="preserve">As the data accumulates, sketch (or project) the acceleration-vs-net-force relationship. A straight line through the origin is the visual proof that</w:t>
+      </w:r>
+      <w:r>
+        <w:t xml:space="preserve"> </w:t>
+      </w:r>
+      <w:r>
+        <w:rPr>
+          <w:b/>
+          <w:bCs/>
+        </w:rPr>
+        <w:t xml:space="preserve">a is proportional to net force</w:t>
+      </w:r>
+      <w:r>
+        <w:t xml:space="preserve">:</w:t>
+      </w:r>
+    </w:p>
+    <w:p>
+      <w:pPr>
+        <w:pStyle w:val="CaptionedFigure"/>
+      </w:pPr>
+      <w:r>
+        <w:drawing>
+          <wp:inline>
+            <wp:extent cx="4309872" cy="3206496"/>
+            <wp:effectExtent b="0" l="0" r="0" t="0"/>
+            <wp:docPr descr="Line graph of acceleration versus net force: a straight line through the origin, showing acceleration is directly proportional to net force." title="" id="25" name="Picture"/>
+            <a:graphic>
+              <a:graphicData uri="http://schemas.openxmlformats.org/drawingml/2006/picture">
+                <pic:pic>
+                  <pic:nvPicPr>
+                    <pic:cNvPr descr="figures/accel_vs_net_force.png" id="26" name="Picture"/>
+                    <pic:cNvPicPr>
+                      <a:picLocks noChangeArrowheads="1" noChangeAspect="1"/>
+                    </pic:cNvPicPr>
+                  </pic:nvPicPr>
+                  <pic:blipFill>
+                    <a:blip r:embed="rId24"/>
+                    <a:stretch>
+                      <a:fillRect/>
+                    </a:stretch>
+                  </pic:blipFill>
+                  <pic:spPr bwMode="auto">
+                    <a:xfrm>
+                      <a:off x="0" y="0"/>
+                      <a:ext cx="4309872" cy="3206496"/>
+                    </a:xfrm>
+                    <a:prstGeom prst="rect">
+                      <a:avLst/>
+                    </a:prstGeom>
+                    <a:noFill/>
+                    <a:ln w="9525">
+                      <a:noFill/>
+                      <a:headEnd/>
+                      <a:tailEnd/>
+                    </a:ln>
+                  </pic:spPr>
+                </pic:pic>
+              </a:graphicData>
+            </a:graphic>
+          </wp:inline>
+        </w:drawing>
+      </w:r>
+    </w:p>
+    <w:p>
+      <w:pPr>
+        <w:pStyle w:val="ImageCaption"/>
+      </w:pPr>
+      <w:r>
+        <w:t xml:space="preserve">Line graph of acceleration versus net force: a straight line through the origin, showing acceleration is directly proportional to net force.</w:t>
+      </w:r>
+    </w:p>
+    <w:p>
+      <w:pPr>
+        <w:pStyle w:val="BodyText"/>
+      </w:pPr>
+      <w:r>
+        <w:t xml:space="preserve">The reason a cart accelerates at all is that its forces are</w:t>
+      </w:r>
+      <w:r>
+        <w:t xml:space="preserve"> </w:t>
+      </w:r>
+      <w:r>
+        <w:rPr>
+          <w:b/>
+          <w:bCs/>
+        </w:rPr>
+        <w:t xml:space="preserve">unbalanced</w:t>
+      </w:r>
+      <w:r>
+        <w:t xml:space="preserve"> </w:t>
+      </w:r>
+      <w:r>
+        <w:t xml:space="preserve">— the applied push beats friction, leaving a net force in the direction of motion:</w:t>
+      </w:r>
+    </w:p>
+    <w:p>
+      <w:pPr>
+        <w:pStyle w:val="CaptionedFigure"/>
+      </w:pPr>
+      <w:r>
+        <w:drawing>
+          <wp:inline>
+            <wp:extent cx="4407408" cy="3334512"/>
+            <wp:effectExtent b="0" l="0" r="0" t="0"/>
+            <wp:docPr descr="Free-body diagram of a cart with the applied force larger than friction, plus balanced vertical forces, leaving an unbalanced net force that causes acceleration." title="" id="28" name="Picture"/>
+            <a:graphic>
+              <a:graphicData uri="http://schemas.openxmlformats.org/drawingml/2006/picture">
+                <pic:pic>
+                  <pic:nvPicPr>
+                    <pic:cNvPr descr="figures/fbd_unbalanced.png" id="29" name="Picture"/>
+                    <pic:cNvPicPr>
+                      <a:picLocks noChangeArrowheads="1" noChangeAspect="1"/>
+                    </pic:cNvPicPr>
+                  </pic:nvPicPr>
+                  <pic:blipFill>
+                    <a:blip r:embed="rId27"/>
+                    <a:stretch>
+                      <a:fillRect/>
+                    </a:stretch>
+                  </pic:blipFill>
+                  <pic:spPr bwMode="auto">
+                    <a:xfrm>
+                      <a:off x="0" y="0"/>
+                      <a:ext cx="4407408" cy="3334512"/>
+                    </a:xfrm>
+                    <a:prstGeom prst="rect">
+                      <a:avLst/>
+                    </a:prstGeom>
+                    <a:noFill/>
+                    <a:ln w="9525">
+                      <a:noFill/>
+                      <a:headEnd/>
+                      <a:tailEnd/>
+                    </a:ln>
+                  </pic:spPr>
+                </pic:pic>
+              </a:graphicData>
+            </a:graphic>
+          </wp:inline>
+        </w:drawing>
+      </w:r>
+    </w:p>
+    <w:p>
+      <w:pPr>
+        <w:pStyle w:val="ImageCaption"/>
+      </w:pPr>
+      <w:r>
+        <w:t xml:space="preserve">Free-body diagram of a cart with the applied force larger than friction, plus balanced vertical forces, leaving an unbalanced net force that causes acceleration.</w:t>
+      </w:r>
+    </w:p>
+    <w:bookmarkEnd w:id="30"/>
+    <w:bookmarkStart w:id="31" w:name="teacher-facilitation-during-explore"/>
     <w:p>
       <w:pPr>
         <w:pStyle w:val="Heading3"/>
@@ -1442,9 +1597,9 @@
         </w:pict>
       </w:r>
     </w:p>
-    <w:bookmarkEnd w:id="25"/>
-    <w:bookmarkEnd w:id="26"/>
-    <w:bookmarkStart w:id="30" w:name="phase-3-explain-30-36-min"/>
+    <w:bookmarkEnd w:id="31"/>
+    <w:bookmarkEnd w:id="32"/>
+    <w:bookmarkStart w:id="36" w:name="phase-3-explain-30-36-min"/>
     <w:p>
       <w:pPr>
         <w:pStyle w:val="Heading2"/>
@@ -1463,7 +1618,7 @@
         <w:t xml:space="preserve">(30 – 36 min)</w:t>
       </w:r>
     </w:p>
-    <w:bookmarkStart w:id="27" w:name="min-turn-and-talk-2-class-consensus"/>
+    <w:bookmarkStart w:id="33" w:name="min-turn-and-talk-2-class-consensus"/>
     <w:p>
       <w:pPr>
         <w:pStyle w:val="Heading3"/>
@@ -1496,8 +1651,8 @@
         <w:t xml:space="preserve">“Acceleration is bigger when the net force is bigger, and smaller when the mass is bigger. Acceleration = net force ÷ mass.”</w:t>
       </w:r>
     </w:p>
-    <w:bookmarkEnd w:id="27"/>
-    <w:bookmarkStart w:id="28" w:name="min-vocabulary-introduction-3-terms"/>
+    <w:bookmarkEnd w:id="33"/>
+    <w:bookmarkStart w:id="34" w:name="min-vocabulary-introduction-3-terms"/>
     <w:p>
       <w:pPr>
         <w:pStyle w:val="Heading3"/>
@@ -1597,8 +1752,8 @@
         <w:t xml:space="preserve">on your Reference Table.”</w:t>
       </w:r>
     </w:p>
-    <w:bookmarkEnd w:id="28"/>
-    <w:bookmarkStart w:id="29" w:name="discussion-prompts-to-deploy-here"/>
+    <w:bookmarkEnd w:id="34"/>
+    <w:bookmarkStart w:id="35" w:name="discussion-prompts-to-deploy-here"/>
     <w:p>
       <w:pPr>
         <w:pStyle w:val="Heading3"/>
@@ -1682,9 +1837,9 @@
         </w:pict>
       </w:r>
     </w:p>
-    <w:bookmarkEnd w:id="29"/>
-    <w:bookmarkEnd w:id="30"/>
-    <w:bookmarkStart w:id="33" w:name="phase-4-elaborate-36-40-min"/>
+    <w:bookmarkEnd w:id="35"/>
+    <w:bookmarkEnd w:id="36"/>
+    <w:bookmarkStart w:id="39" w:name="phase-4-elaborate-36-40-min"/>
     <w:p>
       <w:pPr>
         <w:pStyle w:val="Heading2"/>
@@ -1703,7 +1858,7 @@
         <w:t xml:space="preserve">(36 – 40 min)</w:t>
       </w:r>
     </w:p>
-    <w:bookmarkStart w:id="31" w:name="Xb095996e2a4bbc92481b54c6db059a5969d1bbd"/>
+    <w:bookmarkStart w:id="37" w:name="Xb095996e2a4bbc92481b54c6db059a5969d1bbd"/>
     <w:p>
       <w:pPr>
         <w:pStyle w:val="Heading3"/>
@@ -1851,8 +2006,8 @@
         <w:t xml:space="preserve">____.”</w:t>
       </w:r>
     </w:p>
-    <w:bookmarkEnd w:id="31"/>
-    <w:bookmarkStart w:id="32" w:name="min-return-to-the-phenomenon"/>
+    <w:bookmarkEnd w:id="37"/>
+    <w:bookmarkStart w:id="38" w:name="min-return-to-the-phenomenon"/>
     <w:p>
       <w:pPr>
         <w:pStyle w:val="Heading3"/>
@@ -1929,9 +2084,9 @@
         </w:pict>
       </w:r>
     </w:p>
-    <w:bookmarkEnd w:id="32"/>
-    <w:bookmarkEnd w:id="33"/>
-    <w:bookmarkStart w:id="35" w:name="phase-5-evaluate-40-42-min"/>
+    <w:bookmarkEnd w:id="38"/>
+    <w:bookmarkEnd w:id="39"/>
+    <w:bookmarkStart w:id="41" w:name="phase-5-evaluate-40-42-min"/>
     <w:p>
       <w:pPr>
         <w:pStyle w:val="Heading2"/>
@@ -1950,7 +2105,7 @@
         <w:t xml:space="preserve">(40 – 42 min)</w:t>
       </w:r>
     </w:p>
-    <w:bookmarkStart w:id="34" w:name="min-exit-ticket-closing-reflection"/>
+    <w:bookmarkStart w:id="40" w:name="min-exit-ticket-closing-reflection"/>
     <w:p>
       <w:pPr>
         <w:pStyle w:val="Heading3"/>
@@ -2086,9 +2241,9 @@
         </w:pict>
       </w:r>
     </w:p>
-    <w:bookmarkEnd w:id="34"/>
-    <w:bookmarkEnd w:id="35"/>
-    <w:bookmarkStart w:id="36" w:name="common-misconceptions"/>
+    <w:bookmarkEnd w:id="40"/>
+    <w:bookmarkEnd w:id="41"/>
+    <w:bookmarkStart w:id="42" w:name="common-misconceptions"/>
     <w:p>
       <w:pPr>
         <w:pStyle w:val="Heading2"/>
@@ -2284,8 +2439,8 @@
         </w:pict>
       </w:r>
     </w:p>
-    <w:bookmarkEnd w:id="36"/>
-    <w:bookmarkStart w:id="37" w:name="access-differentiation"/>
+    <w:bookmarkEnd w:id="42"/>
+    <w:bookmarkStart w:id="43" w:name="access-differentiation"/>
     <w:p>
       <w:pPr>
         <w:pStyle w:val="Heading2"/>
@@ -2411,8 +2566,8 @@
         </w:pict>
       </w:r>
     </w:p>
-    <w:bookmarkEnd w:id="37"/>
-    <w:bookmarkStart w:id="38" w:name="strategy-spotlight"/>
+    <w:bookmarkEnd w:id="43"/>
+    <w:bookmarkStart w:id="44" w:name="strategy-spotlight"/>
     <w:p>
       <w:pPr>
         <w:pStyle w:val="Heading2"/>
@@ -2630,8 +2785,8 @@
         </w:pict>
       </w:r>
     </w:p>
-    <w:bookmarkEnd w:id="38"/>
-    <w:bookmarkStart w:id="39" w:name="nyssls-observation-checklist-crosswalk"/>
+    <w:bookmarkEnd w:id="44"/>
+    <w:bookmarkStart w:id="45" w:name="nyssls-observation-checklist-crosswalk"/>
     <w:p>
       <w:pPr>
         <w:pStyle w:val="Heading2"/>
@@ -2991,8 +3146,8 @@
         </w:pict>
       </w:r>
     </w:p>
-    <w:bookmarkEnd w:id="39"/>
-    <w:bookmarkStart w:id="40" w:name="companion-materials"/>
+    <w:bookmarkEnd w:id="45"/>
+    <w:bookmarkStart w:id="46" w:name="companion-materials"/>
     <w:p>
       <w:pPr>
         <w:pStyle w:val="Heading2"/>
@@ -3083,8 +3238,8 @@
         </w:pict>
       </w:r>
     </w:p>
-    <w:bookmarkEnd w:id="40"/>
-    <w:bookmarkStart w:id="41" w:name="key-vocabulary-max-3"/>
+    <w:bookmarkEnd w:id="46"/>
+    <w:bookmarkStart w:id="47" w:name="key-vocabulary-max-3"/>
     <w:p>
       <w:pPr>
         <w:pStyle w:val="Heading2"/>
@@ -3175,8 +3330,8 @@
         <w:t xml:space="preserve">— the SI unit of force; 1 N = 1 kg·m/s², the force that accelerates a 1 kg mass at 1 m/s²</w:t>
       </w:r>
     </w:p>
-    <w:bookmarkEnd w:id="41"/>
-    <w:bookmarkEnd w:id="42"/>
+    <w:bookmarkEnd w:id="47"/>
+    <w:bookmarkEnd w:id="48"/>
     <w:sectPr>
       <w:pgSz w:h="15840" w:w="12240"/>
       <w:pgMar w:bottom="1152" w:footer="720" w:gutter="0" w:header="720" w:left="1296" w:right="1296" w:top="1152"/>
